--- a/Science Books/QED Course/Lesson 12 Momentum and Position.docx
+++ b/Science Books/QED Course/Lesson 12 Momentum and Position.docx
@@ -501,8 +501,142 @@
       <m:oMathPara>
         <m:oMath>
           <m:r>
-            <m:t xml:space="preserve">ψ(x) = ∫ (dp/2πℏ) ψ̃(p) e^(ipx/ℏ),    ψ̃(p) = ∫ dx ψ(x) e^(−ipx/ℏ)</m:t>
+            <m:t xml:space="preserve">ψ</m:t>
           </m:r>
+          <m:d>
+            <m:dPr/>
+            <m:e>
+              <m:r>
+                <m:t xml:space="preserve">x</m:t>
+              </m:r>
+            </m:e>
+          </m:d>
+          <m:r>
+            <m:t xml:space="preserve">=</m:t>
+          </m:r>
+          <m:r>
+            <m:t xml:space="preserve">∫</m:t>
+          </m:r>
+          <m:r>
+            <m:t xml:space="preserve"> </m:t>
+          </m:r>
+          <m:f>
+            <m:num>
+              <m:r>
+                <m:t xml:space="preserve">dp</m:t>
+              </m:r>
+            </m:num>
+            <m:den>
+              <m:r>
+                <m:t xml:space="preserve">2πℏ</m:t>
+              </m:r>
+            </m:den>
+          </m:f>
+          <m:r>
+            <m:t xml:space="preserve"> </m:t>
+          </m:r>
+          <m:r>
+            <m:t xml:space="preserve">ψ̃</m:t>
+          </m:r>
+          <m:d>
+            <m:dPr/>
+            <m:e>
+              <m:r>
+                <m:t xml:space="preserve">p</m:t>
+              </m:r>
+            </m:e>
+          </m:d>
+          <m:r>
+            <m:t xml:space="preserve"> </m:t>
+          </m:r>
+          <m:sSup>
+            <m:e>
+              <m:r>
+                <m:t xml:space="preserve">e</m:t>
+              </m:r>
+            </m:e>
+            <m:sup>
+              <m:f>
+                <m:num>
+                  <m:r>
+                    <m:t xml:space="preserve">ipx</m:t>
+                  </m:r>
+                </m:num>
+                <m:den>
+                  <m:r>
+                    <m:t xml:space="preserve">ℏ</m:t>
+                  </m:r>
+                </m:den>
+              </m:f>
+            </m:sup>
+          </m:sSup>
+          <m:r>
+            <m:t xml:space="preserve">,</m:t>
+          </m:r>
+          <m:r>
+            <m:t xml:space="preserve">ψ̃</m:t>
+          </m:r>
+          <m:d>
+            <m:dPr/>
+            <m:e>
+              <m:r>
+                <m:t xml:space="preserve">p</m:t>
+              </m:r>
+            </m:e>
+          </m:d>
+          <m:r>
+            <m:t xml:space="preserve">=</m:t>
+          </m:r>
+          <m:r>
+            <m:t xml:space="preserve">∫</m:t>
+          </m:r>
+          <m:r>
+            <m:t xml:space="preserve"> </m:t>
+          </m:r>
+          <m:r>
+            <m:t xml:space="preserve">dx</m:t>
+          </m:r>
+          <m:r>
+            <m:t xml:space="preserve"> </m:t>
+          </m:r>
+          <m:r>
+            <m:t xml:space="preserve">ψ</m:t>
+          </m:r>
+          <m:d>
+            <m:dPr/>
+            <m:e>
+              <m:r>
+                <m:t xml:space="preserve">x</m:t>
+              </m:r>
+            </m:e>
+          </m:d>
+          <m:r>
+            <m:t xml:space="preserve"> </m:t>
+          </m:r>
+          <m:sSup>
+            <m:e>
+              <m:r>
+                <m:t xml:space="preserve">e</m:t>
+              </m:r>
+            </m:e>
+            <m:sup>
+              <m:r>
+                <m:t xml:space="preserve">−</m:t>
+              </m:r>
+              <m:f>
+                <m:num>
+                  <m:r>
+                    <m:t xml:space="preserve">ipx</m:t>
+                  </m:r>
+                </m:num>
+                <m:den>
+                  <m:r>
+                    <m:t xml:space="preserve">ℏ</m:t>
+                  </m:r>
+                </m:den>
+              </m:f>
+            </m:sup>
+          </m:sSup>
         </m:oMath>
       </m:oMathPara>
     </w:p>
@@ -532,8 +666,62 @@
       <m:oMathPara>
         <m:oMath>
           <m:r>
-            <m:t xml:space="preserve">dP(p) = |ψ̃(p)|² dp/(2πℏ)</m:t>
+            <m:t xml:space="preserve">dP</m:t>
           </m:r>
+          <m:d>
+            <m:dPr/>
+            <m:e>
+              <m:r>
+                <m:t xml:space="preserve">p</m:t>
+              </m:r>
+            </m:e>
+          </m:d>
+          <m:r>
+            <m:t xml:space="preserve">=</m:t>
+          </m:r>
+          <m:sSup>
+            <m:e>
+              <m:d>
+                <m:dPr>
+                  <m:begChr m:val="|"/>
+                  <m:endChr m:val="|"/>
+                </m:dPr>
+                <m:e>
+                  <m:r>
+                    <m:t xml:space="preserve">ψ̃</m:t>
+                  </m:r>
+                  <m:d>
+                    <m:dPr/>
+                    <m:e>
+                      <m:r>
+                        <m:t xml:space="preserve">p</m:t>
+                      </m:r>
+                    </m:e>
+                  </m:d>
+                </m:e>
+              </m:d>
+            </m:e>
+            <m:sup>
+              <m:r>
+                <m:t xml:space="preserve">2</m:t>
+              </m:r>
+            </m:sup>
+          </m:sSup>
+          <m:r>
+            <m:t xml:space="preserve"> </m:t>
+          </m:r>
+          <m:f>
+            <m:num>
+              <m:r>
+                <m:t xml:space="preserve">dp</m:t>
+              </m:r>
+            </m:num>
+            <m:den>
+              <m:r>
+                <m:t xml:space="preserve">2πℏ</m:t>
+              </m:r>
+            </m:den>
+          </m:f>
         </m:oMath>
       </m:oMathPara>
     </w:p>
@@ -563,8 +751,111 @@
       <m:oMathPara>
         <m:oMath>
           <m:r>
-            <m:t xml:space="preserve">ψ̃(p) = (4πa²)^(1/4) e^(−a²p²/2ℏ²)</m:t>
+            <m:t xml:space="preserve">ψ̃</m:t>
           </m:r>
+          <m:d>
+            <m:dPr/>
+            <m:e>
+              <m:r>
+                <m:t xml:space="preserve">p</m:t>
+              </m:r>
+            </m:e>
+          </m:d>
+          <m:r>
+            <m:t xml:space="preserve">=</m:t>
+          </m:r>
+          <m:sSup>
+            <m:e>
+              <m:d>
+                <m:dPr/>
+                <m:e>
+                  <m:sSup>
+                    <m:e>
+                      <m:r>
+                        <m:t xml:space="preserve">4πa</m:t>
+                      </m:r>
+                    </m:e>
+                    <m:sup>
+                      <m:r>
+                        <m:t xml:space="preserve">2</m:t>
+                      </m:r>
+                    </m:sup>
+                  </m:sSup>
+                </m:e>
+              </m:d>
+            </m:e>
+            <m:sup>
+              <m:f>
+                <m:num>
+                  <m:r>
+                    <m:t xml:space="preserve">1</m:t>
+                  </m:r>
+                </m:num>
+                <m:den>
+                  <m:r>
+                    <m:t xml:space="preserve">4</m:t>
+                  </m:r>
+                </m:den>
+              </m:f>
+            </m:sup>
+          </m:sSup>
+          <m:r>
+            <m:t xml:space="preserve"> </m:t>
+          </m:r>
+          <m:sSup>
+            <m:e>
+              <m:r>
+                <m:t xml:space="preserve">e</m:t>
+              </m:r>
+            </m:e>
+            <m:sup>
+              <m:r>
+                <m:t xml:space="preserve">−</m:t>
+              </m:r>
+              <m:f>
+                <m:num>
+                  <m:sSup>
+                    <m:e>
+                      <m:r>
+                        <m:t xml:space="preserve">a</m:t>
+                      </m:r>
+                    </m:e>
+                    <m:sup>
+                      <m:r>
+                        <m:t xml:space="preserve">2</m:t>
+                      </m:r>
+                    </m:sup>
+                  </m:sSup>
+                  <m:sSup>
+                    <m:e>
+                      <m:r>
+                        <m:t xml:space="preserve">p</m:t>
+                      </m:r>
+                    </m:e>
+                    <m:sup>
+                      <m:r>
+                        <m:t xml:space="preserve">2</m:t>
+                      </m:r>
+                    </m:sup>
+                  </m:sSup>
+                </m:num>
+                <m:den>
+                  <m:sSup>
+                    <m:e>
+                      <m:r>
+                        <m:t xml:space="preserve">2ℏ</m:t>
+                      </m:r>
+                    </m:e>
+                    <m:sup>
+                      <m:r>
+                        <m:t xml:space="preserve">2</m:t>
+                      </m:r>
+                    </m:sup>
+                  </m:sSup>
+                </m:den>
+              </m:f>
+            </m:sup>
+          </m:sSup>
         </m:oMath>
       </m:oMathPara>
     </w:p>
@@ -602,8 +893,145 @@
       <m:oMathPara>
         <m:oMath>
           <m:r>
-            <m:t xml:space="preserve">⟨p̂⟩ = ∫ (dp/2πℏ) ψ̃*(p) p ψ̃(p),    ⟨p̂²⟩ = ∫ (dp/2πℏ) ψ̃*(p) p² ψ̃(p)</m:t>
+            <m:t xml:space="preserve">⟨p̂⟩</m:t>
           </m:r>
+          <m:r>
+            <m:t xml:space="preserve">=</m:t>
+          </m:r>
+          <m:r>
+            <m:t xml:space="preserve">∫</m:t>
+          </m:r>
+          <m:r>
+            <m:t xml:space="preserve"> </m:t>
+          </m:r>
+          <m:f>
+            <m:num>
+              <m:r>
+                <m:t xml:space="preserve">dp</m:t>
+              </m:r>
+            </m:num>
+            <m:den>
+              <m:r>
+                <m:t xml:space="preserve">2πℏ</m:t>
+              </m:r>
+            </m:den>
+          </m:f>
+          <m:r>
+            <m:t xml:space="preserve"> </m:t>
+          </m:r>
+          <m:r>
+            <m:t xml:space="preserve">ψ̃*</m:t>
+          </m:r>
+          <m:d>
+            <m:dPr/>
+            <m:e>
+              <m:r>
+                <m:t xml:space="preserve">p</m:t>
+              </m:r>
+            </m:e>
+          </m:d>
+          <m:r>
+            <m:t xml:space="preserve"> </m:t>
+          </m:r>
+          <m:r>
+            <m:t xml:space="preserve">p</m:t>
+          </m:r>
+          <m:r>
+            <m:t xml:space="preserve"> </m:t>
+          </m:r>
+          <m:r>
+            <m:t xml:space="preserve">ψ̃</m:t>
+          </m:r>
+          <m:d>
+            <m:dPr/>
+            <m:e>
+              <m:r>
+                <m:t xml:space="preserve">p</m:t>
+              </m:r>
+            </m:e>
+          </m:d>
+          <m:r>
+            <m:t xml:space="preserve">,</m:t>
+          </m:r>
+          <m:sSup>
+            <m:e>
+              <m:r>
+                <m:t xml:space="preserve">⟨p̂</m:t>
+              </m:r>
+            </m:e>
+            <m:sup>
+              <m:r>
+                <m:t xml:space="preserve">2</m:t>
+              </m:r>
+            </m:sup>
+          </m:sSup>
+          <m:r>
+            <m:t xml:space="preserve">⟩</m:t>
+          </m:r>
+          <m:r>
+            <m:t xml:space="preserve">=</m:t>
+          </m:r>
+          <m:r>
+            <m:t xml:space="preserve">∫</m:t>
+          </m:r>
+          <m:r>
+            <m:t xml:space="preserve"> </m:t>
+          </m:r>
+          <m:f>
+            <m:num>
+              <m:r>
+                <m:t xml:space="preserve">dp</m:t>
+              </m:r>
+            </m:num>
+            <m:den>
+              <m:r>
+                <m:t xml:space="preserve">2πℏ</m:t>
+              </m:r>
+            </m:den>
+          </m:f>
+          <m:r>
+            <m:t xml:space="preserve"> </m:t>
+          </m:r>
+          <m:r>
+            <m:t xml:space="preserve">ψ̃*</m:t>
+          </m:r>
+          <m:d>
+            <m:dPr/>
+            <m:e>
+              <m:r>
+                <m:t xml:space="preserve">p</m:t>
+              </m:r>
+            </m:e>
+          </m:d>
+          <m:r>
+            <m:t xml:space="preserve"> </m:t>
+          </m:r>
+          <m:sSup>
+            <m:e>
+              <m:r>
+                <m:t xml:space="preserve">p</m:t>
+              </m:r>
+            </m:e>
+            <m:sup>
+              <m:r>
+                <m:t xml:space="preserve">2</m:t>
+              </m:r>
+            </m:sup>
+          </m:sSup>
+          <m:r>
+            <m:t xml:space="preserve"> </m:t>
+          </m:r>
+          <m:r>
+            <m:t xml:space="preserve">ψ̃</m:t>
+          </m:r>
+          <m:d>
+            <m:dPr/>
+            <m:e>
+              <m:r>
+                <m:t xml:space="preserve">p</m:t>
+              </m:r>
+            </m:e>
+          </m:d>
         </m:oMath>
       </m:oMathPara>
     </w:p>
@@ -633,8 +1061,48 @@
       <m:oMathPara>
         <m:oMath>
           <m:r>
-            <m:t xml:space="preserve">x̂ ψ̃(p) = iℏ (dψ̃/dp)</m:t>
+            <m:t xml:space="preserve">x̂</m:t>
           </m:r>
+          <m:r>
+            <m:t xml:space="preserve"> </m:t>
+          </m:r>
+          <m:r>
+            <m:t xml:space="preserve">ψ̃</m:t>
+          </m:r>
+          <m:d>
+            <m:dPr/>
+            <m:e>
+              <m:r>
+                <m:t xml:space="preserve">p</m:t>
+              </m:r>
+            </m:e>
+          </m:d>
+          <m:r>
+            <m:t xml:space="preserve">=</m:t>
+          </m:r>
+          <m:r>
+            <m:t xml:space="preserve">iℏ</m:t>
+          </m:r>
+          <m:r>
+            <m:t xml:space="preserve"> </m:t>
+          </m:r>
+          <m:d>
+            <m:dPr/>
+            <m:e>
+              <m:f>
+                <m:num>
+                  <m:r>
+                    <m:t xml:space="preserve">dψ̃</m:t>
+                  </m:r>
+                </m:num>
+                <m:den>
+                  <m:r>
+                    <m:t xml:space="preserve">dp</m:t>
+                  </m:r>
+                </m:den>
+              </m:f>
+            </m:e>
+          </m:d>
         </m:oMath>
       </m:oMathPara>
     </w:p>
@@ -685,8 +1153,67 @@
       <m:oMathPara>
         <m:oMath>
           <m:r>
-            <m:t xml:space="preserve">iℏ ∂ψ̃/∂t = (p²/2m) ψ̃(p, t)</m:t>
+            <m:t xml:space="preserve">iℏ</m:t>
           </m:r>
+          <m:r>
+            <m:t xml:space="preserve"> </m:t>
+          </m:r>
+          <m:f>
+            <m:num>
+              <m:r>
+                <m:t xml:space="preserve">∂ψ̃</m:t>
+              </m:r>
+            </m:num>
+            <m:den>
+              <m:r>
+                <m:t xml:space="preserve">∂t</m:t>
+              </m:r>
+            </m:den>
+          </m:f>
+          <m:r>
+            <m:t xml:space="preserve">=</m:t>
+          </m:r>
+          <m:f>
+            <m:num>
+              <m:sSup>
+                <m:e>
+                  <m:r>
+                    <m:t xml:space="preserve">p</m:t>
+                  </m:r>
+                </m:e>
+                <m:sup>
+                  <m:r>
+                    <m:t xml:space="preserve">2</m:t>
+                  </m:r>
+                </m:sup>
+              </m:sSup>
+            </m:num>
+            <m:den>
+              <m:r>
+                <m:t xml:space="preserve">2m</m:t>
+              </m:r>
+            </m:den>
+          </m:f>
+          <m:r>
+            <m:t xml:space="preserve"> </m:t>
+          </m:r>
+          <m:r>
+            <m:t xml:space="preserve">ψ̃</m:t>
+          </m:r>
+          <m:d>
+            <m:dPr/>
+            <m:e>
+              <m:r>
+                <m:t xml:space="preserve">p</m:t>
+              </m:r>
+              <m:r>
+                <m:t xml:space="preserve">,</m:t>
+              </m:r>
+              <m:r>
+                <m:t xml:space="preserve">t</m:t>
+              </m:r>
+            </m:e>
+          </m:d>
         </m:oMath>
       </m:oMathPara>
     </w:p>
@@ -703,8 +1230,81 @@
       <m:oMathPara>
         <m:oMath>
           <m:r>
-            <m:t xml:space="preserve">ψ̃(p, t) = ψ̃(p, 0) e^(−ip²t/2mℏ)</m:t>
+            <m:t xml:space="preserve">ψ̃</m:t>
           </m:r>
+          <m:d>
+            <m:dPr/>
+            <m:e>
+              <m:r>
+                <m:t xml:space="preserve">p</m:t>
+              </m:r>
+              <m:r>
+                <m:t xml:space="preserve">,</m:t>
+              </m:r>
+              <m:r>
+                <m:t xml:space="preserve">t</m:t>
+              </m:r>
+            </m:e>
+          </m:d>
+          <m:r>
+            <m:t xml:space="preserve">=</m:t>
+          </m:r>
+          <m:r>
+            <m:t xml:space="preserve">ψ̃</m:t>
+          </m:r>
+          <m:d>
+            <m:dPr/>
+            <m:e>
+              <m:r>
+                <m:t xml:space="preserve">p</m:t>
+              </m:r>
+              <m:r>
+                <m:t xml:space="preserve">,</m:t>
+              </m:r>
+              <m:r>
+                <m:t xml:space="preserve">0</m:t>
+              </m:r>
+            </m:e>
+          </m:d>
+          <m:r>
+            <m:t xml:space="preserve"> </m:t>
+          </m:r>
+          <m:sSup>
+            <m:e>
+              <m:r>
+                <m:t xml:space="preserve">e</m:t>
+              </m:r>
+            </m:e>
+            <m:sup>
+              <m:r>
+                <m:t xml:space="preserve">−</m:t>
+              </m:r>
+              <m:f>
+                <m:num>
+                  <m:sSup>
+                    <m:e>
+                      <m:r>
+                        <m:t xml:space="preserve">ip</m:t>
+                      </m:r>
+                    </m:e>
+                    <m:sup>
+                      <m:r>
+                        <m:t xml:space="preserve">2</m:t>
+                      </m:r>
+                    </m:sup>
+                  </m:sSup>
+                  <m:r>
+                    <m:t xml:space="preserve">t</m:t>
+                  </m:r>
+                </m:num>
+                <m:den>
+                  <m:r>
+                    <m:t xml:space="preserve">2mℏ</m:t>
+                  </m:r>
+                </m:den>
+              </m:f>
+            </m:sup>
+          </m:sSup>
         </m:oMath>
       </m:oMathPara>
     </w:p>
@@ -734,8 +1334,122 @@
       <m:oMathPara>
         <m:oMath>
           <m:r>
-            <m:t xml:space="preserve">ψ(x, t) = ∫ (dp/2πℏ) ψ̃(p, 0) e^(i(px − p²t/2m)/ℏ)</m:t>
+            <m:t xml:space="preserve">ψ</m:t>
           </m:r>
+          <m:d>
+            <m:dPr/>
+            <m:e>
+              <m:r>
+                <m:t xml:space="preserve">x</m:t>
+              </m:r>
+              <m:r>
+                <m:t xml:space="preserve">,</m:t>
+              </m:r>
+              <m:r>
+                <m:t xml:space="preserve">t</m:t>
+              </m:r>
+            </m:e>
+          </m:d>
+          <m:r>
+            <m:t xml:space="preserve">=</m:t>
+          </m:r>
+          <m:r>
+            <m:t xml:space="preserve">∫</m:t>
+          </m:r>
+          <m:r>
+            <m:t xml:space="preserve"> </m:t>
+          </m:r>
+          <m:f>
+            <m:num>
+              <m:r>
+                <m:t xml:space="preserve">dp</m:t>
+              </m:r>
+            </m:num>
+            <m:den>
+              <m:r>
+                <m:t xml:space="preserve">2πℏ</m:t>
+              </m:r>
+            </m:den>
+          </m:f>
+          <m:r>
+            <m:t xml:space="preserve"> </m:t>
+          </m:r>
+          <m:r>
+            <m:t xml:space="preserve">ψ̃</m:t>
+          </m:r>
+          <m:d>
+            <m:dPr/>
+            <m:e>
+              <m:r>
+                <m:t xml:space="preserve">p</m:t>
+              </m:r>
+              <m:r>
+                <m:t xml:space="preserve">,</m:t>
+              </m:r>
+              <m:r>
+                <m:t xml:space="preserve">0</m:t>
+              </m:r>
+            </m:e>
+          </m:d>
+          <m:r>
+            <m:t xml:space="preserve"> </m:t>
+          </m:r>
+          <m:sSup>
+            <m:e>
+              <m:r>
+                <m:t xml:space="preserve">e</m:t>
+              </m:r>
+            </m:e>
+            <m:sup>
+              <m:f>
+                <m:num>
+                  <m:r>
+                    <m:t xml:space="preserve">i</m:t>
+                  </m:r>
+                  <m:d>
+                    <m:dPr/>
+                    <m:e>
+                      <m:r>
+                        <m:t xml:space="preserve">px</m:t>
+                      </m:r>
+                      <m:r>
+                        <m:t xml:space="preserve">−</m:t>
+                      </m:r>
+                      <m:f>
+                        <m:num>
+                          <m:sSup>
+                            <m:e>
+                              <m:r>
+                                <m:t xml:space="preserve">p</m:t>
+                              </m:r>
+                            </m:e>
+                            <m:sup>
+                              <m:r>
+                                <m:t xml:space="preserve">2</m:t>
+                              </m:r>
+                            </m:sup>
+                          </m:sSup>
+                          <m:r>
+                            <m:t xml:space="preserve">t</m:t>
+                          </m:r>
+                        </m:num>
+                        <m:den>
+                          <m:r>
+                            <m:t xml:space="preserve">2m</m:t>
+                          </m:r>
+                        </m:den>
+                      </m:f>
+                    </m:e>
+                  </m:d>
+                </m:num>
+                <m:den>
+                  <m:r>
+                    <m:t xml:space="preserve">ℏ</m:t>
+                  </m:r>
+                </m:den>
+              </m:f>
+            </m:sup>
+          </m:sSup>
         </m:oMath>
       </m:oMathPara>
     </w:p>
@@ -786,8 +1500,29 @@
       <m:oMathPara>
         <m:oMath>
           <m:r>
-            <m:t xml:space="preserve">σₓ σₚ ≥ ℏ/2</m:t>
+            <m:t xml:space="preserve">σₓ</m:t>
           </m:r>
+          <m:r>
+            <m:t xml:space="preserve"> </m:t>
+          </m:r>
+          <m:r>
+            <m:t xml:space="preserve">σₚ</m:t>
+          </m:r>
+          <m:r>
+            <m:t xml:space="preserve">≥</m:t>
+          </m:r>
+          <m:f>
+            <m:num>
+              <m:r>
+                <m:t xml:space="preserve">ℏ</m:t>
+              </m:r>
+            </m:num>
+            <m:den>
+              <m:r>
+                <m:t xml:space="preserve">2</m:t>
+              </m:r>
+            </m:den>
+          </m:f>
         </m:oMath>
       </m:oMathPara>
     </w:p>
@@ -851,8 +1586,202 @@
       <m:oMathPara>
         <m:oMath>
           <m:r>
-            <m:t xml:space="preserve">K(x, t; x′, 0) = ∫ (dp/2πℏ) e^(ip(x−x′)/ℏ) e^(−ip²t/2mℏ) = √(m/2πiℏt) e^(im(x−x′)²/2ℏt)</m:t>
+            <m:t xml:space="preserve">K</m:t>
           </m:r>
+          <m:d>
+            <m:dPr/>
+            <m:e>
+              <m:r>
+                <m:t xml:space="preserve">x</m:t>
+              </m:r>
+              <m:r>
+                <m:t xml:space="preserve">,</m:t>
+              </m:r>
+              <m:r>
+                <m:t xml:space="preserve">t</m:t>
+              </m:r>
+              <m:r>
+                <m:t xml:space="preserve">;</m:t>
+              </m:r>
+              <m:r>
+                <m:t xml:space="preserve">x′</m:t>
+              </m:r>
+              <m:r>
+                <m:t xml:space="preserve">,</m:t>
+              </m:r>
+              <m:r>
+                <m:t xml:space="preserve">0</m:t>
+              </m:r>
+            </m:e>
+          </m:d>
+          <m:r>
+            <m:t xml:space="preserve">=</m:t>
+          </m:r>
+          <m:r>
+            <m:t xml:space="preserve">∫</m:t>
+          </m:r>
+          <m:r>
+            <m:t xml:space="preserve"> </m:t>
+          </m:r>
+          <m:f>
+            <m:num>
+              <m:r>
+                <m:t xml:space="preserve">dp</m:t>
+              </m:r>
+            </m:num>
+            <m:den>
+              <m:r>
+                <m:t xml:space="preserve">2πℏ</m:t>
+              </m:r>
+            </m:den>
+          </m:f>
+          <m:r>
+            <m:t xml:space="preserve"> </m:t>
+          </m:r>
+          <m:sSup>
+            <m:e>
+              <m:r>
+                <m:t xml:space="preserve">e</m:t>
+              </m:r>
+            </m:e>
+            <m:sup>
+              <m:f>
+                <m:num>
+                  <m:r>
+                    <m:t xml:space="preserve">ip</m:t>
+                  </m:r>
+                  <m:d>
+                    <m:dPr/>
+                    <m:e>
+                      <m:r>
+                        <m:t xml:space="preserve">x</m:t>
+                      </m:r>
+                      <m:r>
+                        <m:t xml:space="preserve">−</m:t>
+                      </m:r>
+                      <m:r>
+                        <m:t xml:space="preserve">x′</m:t>
+                      </m:r>
+                    </m:e>
+                  </m:d>
+                </m:num>
+                <m:den>
+                  <m:r>
+                    <m:t xml:space="preserve">ℏ</m:t>
+                  </m:r>
+                </m:den>
+              </m:f>
+            </m:sup>
+          </m:sSup>
+          <m:r>
+            <m:t xml:space="preserve"> </m:t>
+          </m:r>
+          <m:sSup>
+            <m:e>
+              <m:r>
+                <m:t xml:space="preserve">e</m:t>
+              </m:r>
+            </m:e>
+            <m:sup>
+              <m:r>
+                <m:t xml:space="preserve">−</m:t>
+              </m:r>
+              <m:f>
+                <m:num>
+                  <m:sSup>
+                    <m:e>
+                      <m:r>
+                        <m:t xml:space="preserve">ip</m:t>
+                      </m:r>
+                    </m:e>
+                    <m:sup>
+                      <m:r>
+                        <m:t xml:space="preserve">2</m:t>
+                      </m:r>
+                    </m:sup>
+                  </m:sSup>
+                  <m:r>
+                    <m:t xml:space="preserve">t</m:t>
+                  </m:r>
+                </m:num>
+                <m:den>
+                  <m:r>
+                    <m:t xml:space="preserve">2mℏ</m:t>
+                  </m:r>
+                </m:den>
+              </m:f>
+            </m:sup>
+          </m:sSup>
+          <m:r>
+            <m:t xml:space="preserve">=</m:t>
+          </m:r>
+          <m:r>
+            <m:t xml:space="preserve">√</m:t>
+          </m:r>
+          <m:d>
+            <m:dPr/>
+            <m:e>
+              <m:f>
+                <m:num>
+                  <m:r>
+                    <m:t xml:space="preserve">m</m:t>
+                  </m:r>
+                </m:num>
+                <m:den>
+                  <m:r>
+                    <m:t xml:space="preserve">2πiℏt</m:t>
+                  </m:r>
+                </m:den>
+              </m:f>
+            </m:e>
+          </m:d>
+          <m:r>
+            <m:t xml:space="preserve"> </m:t>
+          </m:r>
+          <m:sSup>
+            <m:e>
+              <m:r>
+                <m:t xml:space="preserve">e</m:t>
+              </m:r>
+            </m:e>
+            <m:sup>
+              <m:f>
+                <m:num>
+                  <m:sSup>
+                    <m:e>
+                      <m:r>
+                        <m:t xml:space="preserve">im</m:t>
+                      </m:r>
+                      <m:d>
+                        <m:dPr/>
+                        <m:e>
+                          <m:r>
+                            <m:t xml:space="preserve">x</m:t>
+                          </m:r>
+                          <m:r>
+                            <m:t xml:space="preserve">−</m:t>
+                          </m:r>
+                          <m:r>
+                            <m:t xml:space="preserve">x′</m:t>
+                          </m:r>
+                        </m:e>
+                      </m:d>
+                    </m:e>
+                    <m:sup>
+                      <m:r>
+                        <m:t xml:space="preserve">2</m:t>
+                      </m:r>
+                    </m:sup>
+                  </m:sSup>
+                </m:num>
+                <m:den>
+                  <m:r>
+                    <m:t xml:space="preserve">2ℏt</m:t>
+                  </m:r>
+                </m:den>
+              </m:f>
+            </m:sup>
+          </m:sSup>
         </m:oMath>
       </m:oMathPara>
     </w:p>
@@ -983,9 +1912,112 @@
       </w:pPr>
       <m:oMathPara>
         <m:oMath>
+          <m:sSub>
+            <m:e>
+              <m:r>
+                <m:t xml:space="preserve">φ̃</m:t>
+              </m:r>
+            </m:e>
+            <m:sub>
+              <m:r>
+                <m:t xml:space="preserve">0</m:t>
+              </m:r>
+            </m:sub>
+          </m:sSub>
+          <m:d>
+            <m:dPr/>
+            <m:e>
+              <m:r>
+                <m:t xml:space="preserve">p</m:t>
+              </m:r>
+            </m:e>
+          </m:d>
           <m:r>
-            <m:t xml:space="preserve">φ̃₀(p) = (πmℏω₀)^(−1/4) e^(−p²/2mℏω₀)</m:t>
+            <m:t xml:space="preserve">=</m:t>
           </m:r>
+          <m:sSup>
+            <m:e>
+              <m:d>
+                <m:dPr/>
+                <m:e>
+                  <m:sSub>
+                    <m:e>
+                      <m:r>
+                        <m:t xml:space="preserve">πmℏω</m:t>
+                      </m:r>
+                    </m:e>
+                    <m:sub>
+                      <m:r>
+                        <m:t xml:space="preserve">0</m:t>
+                      </m:r>
+                    </m:sub>
+                  </m:sSub>
+                </m:e>
+              </m:d>
+            </m:e>
+            <m:sup>
+              <m:r>
+                <m:t xml:space="preserve">−</m:t>
+              </m:r>
+              <m:f>
+                <m:num>
+                  <m:r>
+                    <m:t xml:space="preserve">1</m:t>
+                  </m:r>
+                </m:num>
+                <m:den>
+                  <m:r>
+                    <m:t xml:space="preserve">4</m:t>
+                  </m:r>
+                </m:den>
+              </m:f>
+            </m:sup>
+          </m:sSup>
+          <m:r>
+            <m:t xml:space="preserve"> </m:t>
+          </m:r>
+          <m:sSup>
+            <m:e>
+              <m:r>
+                <m:t xml:space="preserve">e</m:t>
+              </m:r>
+            </m:e>
+            <m:sup>
+              <m:r>
+                <m:t xml:space="preserve">−</m:t>
+              </m:r>
+              <m:f>
+                <m:num>
+                  <m:sSup>
+                    <m:e>
+                      <m:r>
+                        <m:t xml:space="preserve">p</m:t>
+                      </m:r>
+                    </m:e>
+                    <m:sup>
+                      <m:r>
+                        <m:t xml:space="preserve">2</m:t>
+                      </m:r>
+                    </m:sup>
+                  </m:sSup>
+                </m:num>
+                <m:den>
+                  <m:sSub>
+                    <m:e>
+                      <m:r>
+                        <m:t xml:space="preserve">2mℏω</m:t>
+                      </m:r>
+                    </m:e>
+                    <m:sub>
+                      <m:r>
+                        <m:t xml:space="preserve">0</m:t>
+                      </m:r>
+                    </m:sub>
+                  </m:sSub>
+                </m:den>
+              </m:f>
+            </m:sup>
+          </m:sSup>
         </m:oMath>
       </m:oMathPara>
     </w:p>
